--- a/Findings/Research_Project_Contributions.docx
+++ b/Findings/Research_Project_Contributions.docx
@@ -115,7 +115,7 @@
         <w:spacing w:after="80"/>
       </w:pPr>
       <w:r>
-        <w:t>–C–l–a–s–s–i–f–i–e–r– –C–o–m–p–a–r–i–s–o–n–:– –I–n– –p–o–o–l–e–d–-–d–a–t–a– –c–l–a–s–s–i–f–i–c–a–t–i–o–n– –u–n–d–e–r– –5–-–f–o–l–d– –c–r–o–s–s–-–v–a–l–i–d–a–t–i–o–n–,– –l–i–n–e–a–r– –m–o–d–e–l–s– –e–q–u–i–p–p–e–d– –w–i–t–h– –m–u–l–t–i–-–d–o–m–a–i–n– –f–e–a–t–u–r–e– –s–e–t–s– –d–e–m–o–n–s–t–r–a–t–e– –e–x–c–e–p–t–i–o–n–a–l– –c–a–p–a–b–i–l–i–t–y–.– –I–n– –D–a–t–a–s–e–t– –2–,– –r–e–g–u–l–a–r–i–z–e–d– –L–o–g–i–s–t–i–c– –R–e–g–r–e–s–s–i–o–n– –a–c–h–i–e–v–e–s– –t–h–e– –h–i–g–h–e–s–t– –o–v–e–r–a–l–l– –a–c–c–u–r–a–c–y– –o–f– –0–.–8–8–0–6– –(–8–8–.–1–%– –R–a–w–,– –F–1–:– –0–.–8–6–6–0–,– –R–O–C–-–A–U–C–:– –0–.–9–4–2–8–)– –a–n–d– –0–.–8–6–0–6– –(–I–C–A–-–c–l–e–a–n–e–d–)–,– –o–u–t–p–e–r–f–o–r–m–i–n–g– –t–h–e– –D–e–e–p– –M–L–P– –(–0–.–8–5–9–6– –R–a–w– –/– –0–.–8–6–0–6– –C–l–e–a–n–e–d–)– –a–n–d– –S–V–M– –(–0–.–8–4–9–1– –R–a–w– –/– –0–.–8–4–9–1– –C–l–e–a–n–e–d–)–,– –a–n–d– –s–u–b–s–t–a–n–t–i–a–l–l–y– –b–e–a–t–i–n–g– –E–x–t–r–a– –T–r–e–e–s– –(–0–.–7–3–3–6– –R–a–w– –/– –0–.–7–2–4–7– –C–l–e–a–n–e–d–)–.– –I–n– –D–a–t–a–s–e–t– –1–,– –S–V–M– –(–0–.–6–8–3–0– –R–a–w– –/– –0–.–6–8–0–0– –C–l–e–a–n–e–d–)–,– –E–x–t–r–a– –T–r–e–e–s– –(–0–.–6–8–3–2– –R–a–w– –/– –0–.–6–9–6–2– –C–l–e–a–n–e–d–)–,– –a–n–d– –D–e–e–p– –M–L–P– –(–0–.–6–7–4–0– –R–a–w– –/– –0–.–6–8–0–0– –C–l–e–a–n–e–d–)– –a–c–h–i–e–v–e– –~–6–8–%– –a–c–c–u–r–a–c–y–.– –T–h–i–s– –d–e–m–o–n–s–t–r–a–t–e–s– –t–h–a–t– –l–i–n–e–a–r– –d–e–c–i–s–i–o–n– –b–o–u–n–d–a–r–i–e–s– –o–n– –p–o–o–l–e–d– –m–u–l–t–i–-–d–o–m–a–i–n– –f–e–a–t–u–r–e–s– –m–a–t–c–h– –o–r– –s–u–r–p–a–s–s– –c–o–m–p–l–e–x– –n–e–u–r–a–l– –a–r–c–h–i–t–e–c–t–u–r–e–s– –o–n– –d–e–n–s–e– –E–E–G– –a–r–r–a–y–s–.–</w:t>
+        <w:t>Simple Models Sufficient for State Classification: In pooled-data classification under 5-fold cross-validation, simple and lightweight models prove entirely good enough to classify between Focus and Mind Wandering states, obviating the need for complex neural architectures or exhaustive model benchmarking. In Dataset 2, regularized Logistic Regression achieves the highest overall accuracy of 0.8806 (88.1% Raw, F1: 0.8660, ROC-AUC: 0.9428) and 0.8606 (Artifact removed), matching or slightly outperforming the Deep MLP (0.8596 Raw / 0.8606 Cleaned) and SVM (0.8491 Raw / 0.8491 Cleaned). In Dataset 1, SVM (0.6830 Raw / 0.6800 Cleaned) and Deep MLP (0.6740 Raw / 0.6800 Cleaned) perform on par at ~68% accuracy. This demonstrates that once comprehensive multi-domain features (spectral, envelope, and Hjorth metrics) are extracted, simple classifiers reliably capture the cognitive boundary without the complexity or computational cost of deep learning architectures.</w:t>
       </w:r>
     </w:p>
     <w:p>
